--- a/Backend/Director_Disclosure/Output_Disclosures/2024-25/GUJARAT_AMBUJA_EXPORTS_LIMITED/MBP-1/MBP1_MAITRI_KIRANKUMAR_MEHTA_07549243.docx
+++ b/Backend/Director_Disclosure/Output_Disclosures/2024-25/GUJARAT_AMBUJA_EXPORTS_LIMITED/MBP-1/MBP1_MAITRI_KIRANKUMAR_MEHTA_07549243.docx
@@ -93,152 +93,17 @@
     </w:p>
     <w:p>
       <w:pPr>
-        <w:spacing w:before="0" w:after="0"/>
-        <w:jc w:val="left"/>
-      </w:pPr>
-      <w:r>
-        <w:rPr>
-          <w:rFonts w:ascii="Adani" w:hAnsi="Adani"/>
-          <w:b w:val="0"/>
-          <w:sz w:val="20"/>
-          <w:u w:val="none"/>
-        </w:rPr>
-        <w:t>MAIZ CITCHEM LIMITED</w:t>
-      </w:r>
-    </w:p>
-    <w:p>
-      <w:pPr>
-        <w:spacing w:before="0" w:after="0"/>
-        <w:jc w:val="left"/>
-      </w:pPr>
-      <w:r>
-        <w:rPr>
-          <w:rFonts w:ascii="Adani" w:hAnsi="Adani"/>
-          <w:b w:val="0"/>
-          <w:sz w:val="20"/>
-          <w:u w:val="none"/>
-        </w:rPr>
-        <w:t>ADANI TRANSMISSION BIKANER SIKAR LIMITED</w:t>
-      </w:r>
-    </w:p>
-    <w:p>
-      <w:pPr>
-        <w:spacing w:before="0" w:after="0"/>
-        <w:jc w:val="left"/>
-      </w:pPr>
-      <w:r>
-        <w:rPr>
-          <w:rFonts w:ascii="Adani" w:hAnsi="Adani"/>
-          <w:b w:val="0"/>
-          <w:sz w:val="20"/>
-          <w:u w:val="none"/>
-        </w:rPr>
-        <w:t>MUNDRA SOLAR TECHNOPARK PRIVATE LIMITED</w:t>
-      </w:r>
-    </w:p>
-    <w:p>
-      <w:pPr>
-        <w:spacing w:before="0" w:after="0"/>
-        <w:jc w:val="left"/>
-      </w:pPr>
-      <w:r>
-        <w:rPr>
-          <w:rFonts w:ascii="Adani" w:hAnsi="Adani"/>
-          <w:b w:val="0"/>
-          <w:sz w:val="20"/>
-          <w:u w:val="none"/>
-        </w:rPr>
-        <w:t>ADANI INFRASTRUCTURE MANAGEMENT SERVICES LIMITED</w:t>
-      </w:r>
-    </w:p>
-    <w:p>
-      <w:pPr>
-        <w:spacing w:before="0" w:after="0"/>
-        <w:jc w:val="left"/>
-      </w:pPr>
-      <w:r>
-        <w:rPr>
-          <w:rFonts w:ascii="Adani" w:hAnsi="Adani"/>
-          <w:b w:val="0"/>
-          <w:sz w:val="20"/>
-          <w:u w:val="none"/>
-        </w:rPr>
-        <w:t>ADANI WIND ENERGY KUTCHH ONE LIMITED</w:t>
-      </w:r>
-    </w:p>
-    <w:p>
-      <w:pPr>
-        <w:spacing w:before="0" w:after="0"/>
-        <w:jc w:val="left"/>
-      </w:pPr>
-      <w:r>
-        <w:rPr>
-          <w:rFonts w:ascii="Adani" w:hAnsi="Adani"/>
-          <w:b w:val="0"/>
-          <w:sz w:val="20"/>
-          <w:u w:val="none"/>
-        </w:rPr>
-        <w:t>DISHMAN CARBOGEN AMCIS LIMITED</w:t>
-      </w:r>
-    </w:p>
-    <w:p>
-      <w:pPr>
-        <w:spacing w:before="0" w:after="0"/>
-        <w:jc w:val="left"/>
-      </w:pPr>
-      <w:r>
-        <w:rPr>
-          <w:rFonts w:ascii="Adani" w:hAnsi="Adani"/>
-          <w:b w:val="0"/>
-          <w:sz w:val="20"/>
-          <w:u w:val="none"/>
-        </w:rPr>
-        <w:t>ADANI LOGISTICS SERVICES LIMITED</w:t>
-      </w:r>
-    </w:p>
-    <w:p>
-      <w:pPr>
-        <w:spacing w:before="0" w:after="0"/>
-        <w:jc w:val="left"/>
-      </w:pPr>
-      <w:r>
-        <w:rPr>
-          <w:rFonts w:ascii="Adani" w:hAnsi="Adani"/>
-          <w:b w:val="0"/>
-          <w:sz w:val="20"/>
-          <w:u w:val="none"/>
-        </w:rPr>
-        <w:t>ADANI POWER (JHARKHAND) LIMITED</w:t>
-      </w:r>
-    </w:p>
-    <w:p>
-      <w:pPr>
-        <w:spacing w:before="0" w:after="0"/>
-        <w:jc w:val="left"/>
-      </w:pPr>
-      <w:r>
-        <w:rPr>
-          <w:rFonts w:ascii="Adani" w:hAnsi="Adani"/>
-          <w:b w:val="0"/>
-          <w:sz w:val="20"/>
-          <w:u w:val="none"/>
-        </w:rPr>
-        <w:t>GUJARAT AMBUJA EXPORTS LIMITED</w:t>
-      </w:r>
-    </w:p>
-    <w:p>
-      <w:pPr>
         <w:spacing w:before="0" w:after="160"/>
         <w:jc w:val="left"/>
       </w:pPr>
       <w:r>
         <w:rPr>
           <w:rFonts w:ascii="Adani" w:hAnsi="Adani"/>
-          <w:b w:val="0"/>
+          <w:b/>
           <w:sz w:val="20"/>
           <w:u w:val="none"/>
         </w:rPr>
-        <w:t>AKSHARCHEM (INDIA ) LIMITED</w:t>
+        <w:t>GUJARAT AMBUJA EXPORTS LIMITED</w:t>
       </w:r>
     </w:p>
     <w:p>
@@ -1234,7 +1099,7 @@
                 <w:sz w:val="18"/>
                 <w:u w:val="none"/>
               </w:rPr>
-              <w:t>DISHMAN CARBOGEN AMCIS LIMITED</w:t>
+              <w:t>RAIPUR ENERGEN LIMITED</w:t>
             </w:r>
           </w:p>
         </w:tc>
@@ -1262,7 +1127,7 @@
                 <w:sz w:val="18"/>
                 <w:u w:val="none"/>
               </w:rPr>
-              <w:t>Director</w:t>
+              <w:t>Additional Director</w:t>
             </w:r>
           </w:p>
         </w:tc>
@@ -1318,7 +1183,7 @@
                 <w:sz w:val="18"/>
                 <w:u w:val="none"/>
               </w:rPr>
-              <w:t>24/09/2019</w:t>
+              <w:t>01/11/2019</w:t>
             </w:r>
           </w:p>
         </w:tc>
@@ -2123,7 +1988,7 @@
                 <w:sz w:val="18"/>
                 <w:u w:val="none"/>
               </w:rPr>
-              <w:t>Date:   07th May, 2026</w:t>
+              <w:t>Date:   15th May, 2026</w:t>
             </w:r>
           </w:p>
         </w:tc>
@@ -2389,174 +2254,441 @@
         <w:t>:</w:t>
       </w:r>
     </w:p>
-    <w:p>
-      <w:pPr>
-        <w:pStyle w:val="ListNumber"/>
-        <w:spacing w:before="0" w:after="40"/>
-        <w:ind w:left="720"/>
-      </w:pPr>
-      <w:r>
-        <w:rPr>
-          <w:rFonts w:ascii="Adani" w:hAnsi="Adani"/>
-          <w:b w:val="0"/>
-          <w:sz w:val="20"/>
-          <w:u w:val="none"/>
-        </w:rPr>
-        <w:t>Father</w:t>
-        <w:tab/>
-        <w:tab/>
-        <w:t>:</w:t>
-        <w:tab/>
-        <w:t>NIL</w:t>
-      </w:r>
-    </w:p>
-    <w:p>
-      <w:pPr>
-        <w:pStyle w:val="ListNumber"/>
-        <w:spacing w:before="0" w:after="40"/>
-        <w:ind w:left="720"/>
-      </w:pPr>
-      <w:r>
-        <w:rPr>
-          <w:rFonts w:ascii="Adani" w:hAnsi="Adani"/>
-          <w:b w:val="0"/>
-          <w:sz w:val="20"/>
-          <w:u w:val="none"/>
-        </w:rPr>
-        <w:t>Mother</w:t>
-        <w:tab/>
-        <w:tab/>
-        <w:t>:</w:t>
-        <w:tab/>
-        <w:t>NIL</w:t>
-      </w:r>
-    </w:p>
-    <w:p>
-      <w:pPr>
-        <w:pStyle w:val="ListNumber"/>
-        <w:spacing w:before="0" w:after="40"/>
-        <w:ind w:left="720"/>
-      </w:pPr>
-      <w:r>
-        <w:rPr>
-          <w:rFonts w:ascii="Adani" w:hAnsi="Adani"/>
-          <w:b w:val="0"/>
-          <w:sz w:val="20"/>
-          <w:u w:val="none"/>
-        </w:rPr>
-        <w:t>Son</w:t>
-        <w:tab/>
-        <w:tab/>
-        <w:t>:</w:t>
-        <w:tab/>
-        <w:t>NIL</w:t>
-      </w:r>
-    </w:p>
-    <w:p>
-      <w:pPr>
-        <w:pStyle w:val="ListNumber"/>
-        <w:spacing w:before="0" w:after="40"/>
-        <w:ind w:left="720"/>
-      </w:pPr>
-      <w:r>
-        <w:rPr>
-          <w:rFonts w:ascii="Adani" w:hAnsi="Adani"/>
-          <w:b w:val="0"/>
-          <w:sz w:val="20"/>
-          <w:u w:val="none"/>
-        </w:rPr>
-        <w:t>Son's Wife</w:t>
-        <w:tab/>
-        <w:tab/>
-        <w:t>:</w:t>
-        <w:tab/>
-        <w:t>NIL</w:t>
-      </w:r>
-    </w:p>
-    <w:p>
-      <w:pPr>
-        <w:pStyle w:val="ListNumber"/>
-        <w:spacing w:before="0" w:after="40"/>
-        <w:ind w:left="720"/>
-      </w:pPr>
-      <w:r>
-        <w:rPr>
-          <w:rFonts w:ascii="Adani" w:hAnsi="Adani"/>
-          <w:b w:val="0"/>
-          <w:sz w:val="20"/>
-          <w:u w:val="none"/>
-        </w:rPr>
-        <w:t>Daughter</w:t>
-        <w:tab/>
-        <w:tab/>
-        <w:t>:</w:t>
-        <w:tab/>
-        <w:t>NIL</w:t>
-      </w:r>
-    </w:p>
-    <w:p>
-      <w:pPr>
-        <w:pStyle w:val="ListNumber"/>
-        <w:spacing w:before="0" w:after="40"/>
-        <w:ind w:left="720"/>
-      </w:pPr>
-      <w:r>
-        <w:rPr>
-          <w:rFonts w:ascii="Adani" w:hAnsi="Adani"/>
-          <w:b w:val="0"/>
-          <w:sz w:val="20"/>
-          <w:u w:val="none"/>
-        </w:rPr>
-        <w:t>Daughter's Husband</w:t>
-        <w:tab/>
-        <w:tab/>
-        <w:t>:</w:t>
-        <w:tab/>
-        <w:t>NIL</w:t>
-      </w:r>
-    </w:p>
-    <w:p>
-      <w:pPr>
-        <w:pStyle w:val="ListNumber"/>
-        <w:spacing w:before="0" w:after="40"/>
-        <w:ind w:left="720"/>
-      </w:pPr>
-      <w:r>
-        <w:rPr>
-          <w:rFonts w:ascii="Adani" w:hAnsi="Adani"/>
-          <w:b w:val="0"/>
-          <w:sz w:val="20"/>
-          <w:u w:val="none"/>
-        </w:rPr>
-        <w:t>Brother</w:t>
-        <w:tab/>
-        <w:tab/>
-        <w:t>:</w:t>
-        <w:tab/>
-        <w:t>NIL</w:t>
-      </w:r>
-    </w:p>
-    <w:p>
-      <w:pPr>
-        <w:pStyle w:val="ListNumber"/>
-        <w:spacing w:before="0" w:after="40"/>
-        <w:ind w:left="720"/>
-      </w:pPr>
-      <w:r>
-        <w:rPr>
-          <w:rFonts w:ascii="Adani" w:hAnsi="Adani"/>
-          <w:b w:val="0"/>
-          <w:sz w:val="20"/>
-          <w:u w:val="none"/>
-        </w:rPr>
-        <w:t>Sister</w:t>
-        <w:tab/>
-        <w:tab/>
-        <w:t>:</w:t>
-        <w:tab/>
-        <w:t>NIL</w:t>
-      </w:r>
-    </w:p>
+    <w:tbl>
+      <w:tblPr>
+        <w:tblW w:type="auto" w:w="0"/>
+        <w:jc w:val="left"/>
+        <w:tblLook w:firstColumn="1" w:firstRow="1" w:lastColumn="0" w:lastRow="0" w:noHBand="0" w:noVBand="1" w:val="04A0"/>
+      </w:tblPr>
+      <w:tblGrid>
+        <w:gridCol w:w="4536"/>
+        <w:gridCol w:w="4536"/>
+      </w:tblGrid>
+      <w:tr>
+        <w:tc>
+          <w:tcPr>
+            <w:tcW w:type="dxa" w:w="4536"/>
+            <w:tcBorders>
+              <w:top w:val="none"/>
+              <w:bottom w:val="none"/>
+              <w:left w:val="none"/>
+              <w:right w:val="none"/>
+            </w:tcBorders>
+          </w:tcPr>
+          <w:p>
+            <w:pPr>
+              <w:ind w:left="720"/>
+            </w:pPr>
+            <w:r>
+              <w:rPr>
+                <w:rFonts w:ascii="Adani" w:hAnsi="Adani"/>
+                <w:b w:val="0"/>
+                <w:sz w:val="20"/>
+                <w:u w:val="none"/>
+              </w:rPr>
+              <w:t>1.</w:t>
+              <w:tab/>
+              <w:t>Father</w:t>
+              <w:tab/>
+              <w:t>:</w:t>
+            </w:r>
+          </w:p>
+        </w:tc>
+        <w:tc>
+          <w:tcPr>
+            <w:tcW w:type="dxa" w:w="4536"/>
+            <w:tcBorders>
+              <w:top w:val="none"/>
+              <w:bottom w:val="none"/>
+              <w:left w:val="none"/>
+              <w:right w:val="none"/>
+            </w:tcBorders>
+          </w:tcPr>
+          <w:p>
+            <w:r>
+              <w:rPr>
+                <w:rFonts w:ascii="Adani" w:hAnsi="Adani"/>
+                <w:b w:val="0"/>
+                <w:sz w:val="20"/>
+                <w:u w:val="none"/>
+              </w:rPr>
+              <w:t>NIL</w:t>
+            </w:r>
+          </w:p>
+        </w:tc>
+      </w:tr>
+      <w:tr>
+        <w:tc>
+          <w:tcPr>
+            <w:tcW w:type="dxa" w:w="4536"/>
+            <w:tcBorders>
+              <w:top w:val="none"/>
+              <w:bottom w:val="none"/>
+              <w:left w:val="none"/>
+              <w:right w:val="none"/>
+            </w:tcBorders>
+          </w:tcPr>
+          <w:p>
+            <w:pPr>
+              <w:ind w:left="720"/>
+            </w:pPr>
+            <w:r>
+              <w:rPr>
+                <w:rFonts w:ascii="Adani" w:hAnsi="Adani"/>
+                <w:b w:val="0"/>
+                <w:sz w:val="20"/>
+                <w:u w:val="none"/>
+              </w:rPr>
+              <w:t>2.</w:t>
+              <w:tab/>
+              <w:t>Mother</w:t>
+              <w:tab/>
+              <w:t>:</w:t>
+            </w:r>
+          </w:p>
+        </w:tc>
+        <w:tc>
+          <w:tcPr>
+            <w:tcW w:type="dxa" w:w="4536"/>
+            <w:tcBorders>
+              <w:top w:val="none"/>
+              <w:bottom w:val="none"/>
+              <w:left w:val="none"/>
+              <w:right w:val="none"/>
+            </w:tcBorders>
+          </w:tcPr>
+          <w:p>
+            <w:r>
+              <w:rPr>
+                <w:rFonts w:ascii="Adani" w:hAnsi="Adani"/>
+                <w:b w:val="0"/>
+                <w:sz w:val="20"/>
+                <w:u w:val="none"/>
+              </w:rPr>
+              <w:t>NIL</w:t>
+            </w:r>
+          </w:p>
+        </w:tc>
+      </w:tr>
+      <w:tr>
+        <w:tc>
+          <w:tcPr>
+            <w:tcW w:type="dxa" w:w="4536"/>
+            <w:tcBorders>
+              <w:top w:val="none"/>
+              <w:bottom w:val="none"/>
+              <w:left w:val="none"/>
+              <w:right w:val="none"/>
+            </w:tcBorders>
+          </w:tcPr>
+          <w:p>
+            <w:pPr>
+              <w:ind w:left="720"/>
+            </w:pPr>
+            <w:r>
+              <w:rPr>
+                <w:rFonts w:ascii="Adani" w:hAnsi="Adani"/>
+                <w:b w:val="0"/>
+                <w:sz w:val="20"/>
+                <w:u w:val="none"/>
+              </w:rPr>
+              <w:t>3.</w:t>
+              <w:tab/>
+              <w:t>Son</w:t>
+              <w:tab/>
+              <w:t>:</w:t>
+            </w:r>
+          </w:p>
+        </w:tc>
+        <w:tc>
+          <w:tcPr>
+            <w:tcW w:type="dxa" w:w="4536"/>
+            <w:tcBorders>
+              <w:top w:val="none"/>
+              <w:bottom w:val="none"/>
+              <w:left w:val="none"/>
+              <w:right w:val="none"/>
+            </w:tcBorders>
+          </w:tcPr>
+          <w:p>
+            <w:r>
+              <w:rPr>
+                <w:rFonts w:ascii="Adani" w:hAnsi="Adani"/>
+                <w:b w:val="0"/>
+                <w:sz w:val="20"/>
+                <w:u w:val="none"/>
+              </w:rPr>
+              <w:t>NIL</w:t>
+            </w:r>
+          </w:p>
+        </w:tc>
+      </w:tr>
+      <w:tr>
+        <w:tc>
+          <w:tcPr>
+            <w:tcW w:type="dxa" w:w="4536"/>
+            <w:tcBorders>
+              <w:top w:val="none"/>
+              <w:bottom w:val="none"/>
+              <w:left w:val="none"/>
+              <w:right w:val="none"/>
+            </w:tcBorders>
+          </w:tcPr>
+          <w:p>
+            <w:pPr>
+              <w:ind w:left="720"/>
+            </w:pPr>
+            <w:r>
+              <w:rPr>
+                <w:rFonts w:ascii="Adani" w:hAnsi="Adani"/>
+                <w:b w:val="0"/>
+                <w:sz w:val="20"/>
+                <w:u w:val="none"/>
+              </w:rPr>
+              <w:t>4.</w:t>
+              <w:tab/>
+              <w:t>Son's Wife</w:t>
+              <w:tab/>
+              <w:t>:</w:t>
+            </w:r>
+          </w:p>
+        </w:tc>
+        <w:tc>
+          <w:tcPr>
+            <w:tcW w:type="dxa" w:w="4536"/>
+            <w:tcBorders>
+              <w:top w:val="none"/>
+              <w:bottom w:val="none"/>
+              <w:left w:val="none"/>
+              <w:right w:val="none"/>
+            </w:tcBorders>
+          </w:tcPr>
+          <w:p>
+            <w:r>
+              <w:rPr>
+                <w:rFonts w:ascii="Adani" w:hAnsi="Adani"/>
+                <w:b w:val="0"/>
+                <w:sz w:val="20"/>
+                <w:u w:val="none"/>
+              </w:rPr>
+              <w:t>NIL</w:t>
+            </w:r>
+          </w:p>
+        </w:tc>
+      </w:tr>
+      <w:tr>
+        <w:tc>
+          <w:tcPr>
+            <w:tcW w:type="dxa" w:w="4536"/>
+            <w:tcBorders>
+              <w:top w:val="none"/>
+              <w:bottom w:val="none"/>
+              <w:left w:val="none"/>
+              <w:right w:val="none"/>
+            </w:tcBorders>
+          </w:tcPr>
+          <w:p>
+            <w:pPr>
+              <w:ind w:left="720"/>
+            </w:pPr>
+            <w:r>
+              <w:rPr>
+                <w:rFonts w:ascii="Adani" w:hAnsi="Adani"/>
+                <w:b w:val="0"/>
+                <w:sz w:val="20"/>
+                <w:u w:val="none"/>
+              </w:rPr>
+              <w:t>5.</w:t>
+              <w:tab/>
+              <w:t>Daughter</w:t>
+              <w:tab/>
+              <w:t>:</w:t>
+            </w:r>
+          </w:p>
+        </w:tc>
+        <w:tc>
+          <w:tcPr>
+            <w:tcW w:type="dxa" w:w="4536"/>
+            <w:tcBorders>
+              <w:top w:val="none"/>
+              <w:bottom w:val="none"/>
+              <w:left w:val="none"/>
+              <w:right w:val="none"/>
+            </w:tcBorders>
+          </w:tcPr>
+          <w:p>
+            <w:r>
+              <w:rPr>
+                <w:rFonts w:ascii="Adani" w:hAnsi="Adani"/>
+                <w:b w:val="0"/>
+                <w:sz w:val="20"/>
+                <w:u w:val="none"/>
+              </w:rPr>
+              <w:t>NIL</w:t>
+            </w:r>
+          </w:p>
+        </w:tc>
+      </w:tr>
+      <w:tr>
+        <w:tc>
+          <w:tcPr>
+            <w:tcW w:type="dxa" w:w="4536"/>
+            <w:tcBorders>
+              <w:top w:val="none"/>
+              <w:bottom w:val="none"/>
+              <w:left w:val="none"/>
+              <w:right w:val="none"/>
+            </w:tcBorders>
+          </w:tcPr>
+          <w:p>
+            <w:pPr>
+              <w:ind w:left="720"/>
+            </w:pPr>
+            <w:r>
+              <w:rPr>
+                <w:rFonts w:ascii="Adani" w:hAnsi="Adani"/>
+                <w:b w:val="0"/>
+                <w:sz w:val="20"/>
+                <w:u w:val="none"/>
+              </w:rPr>
+              <w:t>6.</w:t>
+              <w:tab/>
+              <w:t>Daughter's Husband</w:t>
+              <w:tab/>
+              <w:t>:</w:t>
+            </w:r>
+          </w:p>
+        </w:tc>
+        <w:tc>
+          <w:tcPr>
+            <w:tcW w:type="dxa" w:w="4536"/>
+            <w:tcBorders>
+              <w:top w:val="none"/>
+              <w:bottom w:val="none"/>
+              <w:left w:val="none"/>
+              <w:right w:val="none"/>
+            </w:tcBorders>
+          </w:tcPr>
+          <w:p>
+            <w:r>
+              <w:rPr>
+                <w:rFonts w:ascii="Adani" w:hAnsi="Adani"/>
+                <w:b w:val="0"/>
+                <w:sz w:val="20"/>
+                <w:u w:val="none"/>
+              </w:rPr>
+              <w:t>NIL</w:t>
+            </w:r>
+          </w:p>
+        </w:tc>
+      </w:tr>
+      <w:tr>
+        <w:tc>
+          <w:tcPr>
+            <w:tcW w:type="dxa" w:w="4536"/>
+            <w:tcBorders>
+              <w:top w:val="none"/>
+              <w:bottom w:val="none"/>
+              <w:left w:val="none"/>
+              <w:right w:val="none"/>
+            </w:tcBorders>
+          </w:tcPr>
+          <w:p>
+            <w:pPr>
+              <w:ind w:left="720"/>
+            </w:pPr>
+            <w:r>
+              <w:rPr>
+                <w:rFonts w:ascii="Adani" w:hAnsi="Adani"/>
+                <w:b w:val="0"/>
+                <w:sz w:val="20"/>
+                <w:u w:val="none"/>
+              </w:rPr>
+              <w:t>7.</w:t>
+              <w:tab/>
+              <w:t>Brother</w:t>
+              <w:tab/>
+              <w:t>:</w:t>
+            </w:r>
+          </w:p>
+        </w:tc>
+        <w:tc>
+          <w:tcPr>
+            <w:tcW w:type="dxa" w:w="4536"/>
+            <w:tcBorders>
+              <w:top w:val="none"/>
+              <w:bottom w:val="none"/>
+              <w:left w:val="none"/>
+              <w:right w:val="none"/>
+            </w:tcBorders>
+          </w:tcPr>
+          <w:p>
+            <w:r>
+              <w:rPr>
+                <w:rFonts w:ascii="Adani" w:hAnsi="Adani"/>
+                <w:b w:val="0"/>
+                <w:sz w:val="20"/>
+                <w:u w:val="none"/>
+              </w:rPr>
+              <w:t>NIL</w:t>
+            </w:r>
+          </w:p>
+        </w:tc>
+      </w:tr>
+      <w:tr>
+        <w:tc>
+          <w:tcPr>
+            <w:tcW w:type="dxa" w:w="4536"/>
+            <w:tcBorders>
+              <w:top w:val="none"/>
+              <w:bottom w:val="none"/>
+              <w:left w:val="none"/>
+              <w:right w:val="none"/>
+            </w:tcBorders>
+          </w:tcPr>
+          <w:p>
+            <w:pPr>
+              <w:ind w:left="720"/>
+            </w:pPr>
+            <w:r>
+              <w:rPr>
+                <w:rFonts w:ascii="Adani" w:hAnsi="Adani"/>
+                <w:b w:val="0"/>
+                <w:sz w:val="20"/>
+                <w:u w:val="none"/>
+              </w:rPr>
+              <w:t>8.</w:t>
+              <w:tab/>
+              <w:t>Sister</w:t>
+              <w:tab/>
+              <w:t>:</w:t>
+            </w:r>
+          </w:p>
+        </w:tc>
+        <w:tc>
+          <w:tcPr>
+            <w:tcW w:type="dxa" w:w="4536"/>
+            <w:tcBorders>
+              <w:top w:val="none"/>
+              <w:bottom w:val="none"/>
+              <w:left w:val="none"/>
+              <w:right w:val="none"/>
+            </w:tcBorders>
+          </w:tcPr>
+          <w:p>
+            <w:r>
+              <w:rPr>
+                <w:rFonts w:ascii="Adani" w:hAnsi="Adani"/>
+                <w:b w:val="0"/>
+                <w:sz w:val="20"/>
+                <w:u w:val="none"/>
+              </w:rPr>
+              <w:t>NIL</w:t>
+            </w:r>
+          </w:p>
+        </w:tc>
+      </w:tr>
+    </w:tbl>
     <w:p/>
     <w:p>
       <w:pPr>
@@ -2893,7 +3025,7 @@
                 <w:sz w:val="18"/>
                 <w:u w:val="none"/>
               </w:rPr>
-              <w:t>Date:   07th May, 2026</w:t>
+              <w:t>Date:   15th May, 2026</w:t>
             </w:r>
           </w:p>
         </w:tc>
@@ -3054,7 +3186,7 @@
           <w:sz w:val="20"/>
           <w:u w:val="none"/>
         </w:rPr>
-        <w:t>07th May, 2026</w:t>
+        <w:t>15th May, 2026</w:t>
       </w:r>
     </w:p>
     <w:p>
@@ -3174,7 +3306,7 @@
           <w:sz w:val="20"/>
           <w:u w:val="none"/>
         </w:rPr>
-        <w:t>DISHMAN CARBOGEN AMCIS LIMITED</w:t>
+        <w:t>RAIPUR ENERGEN LIMITED</w:t>
       </w:r>
     </w:p>
     <w:p>
@@ -3355,7 +3487,7 @@
           <w:sz w:val="20"/>
           <w:u w:val="none"/>
         </w:rPr>
-        <w:t>DISHMAN CARBOGEN AMCIS LIMITED</w:t>
+        <w:t>RAIPUR ENERGEN LIMITED</w:t>
       </w:r>
     </w:p>
     <w:p>
@@ -4981,7 +5113,7 @@
                 <w:sz w:val="18"/>
                 <w:u w:val="none"/>
               </w:rPr>
-              <w:t>L74900GJ2007PLC051338</w:t>
+              <w:t>U40108GJ2008PLC116835</w:t>
             </w:r>
           </w:p>
         </w:tc>
@@ -5009,7 +5141,7 @@
                 <w:sz w:val="18"/>
                 <w:u w:val="none"/>
               </w:rPr>
-              <w:t>DISHMAN CARBOGEN AMCIS LIMITED</w:t>
+              <w:t>RAIPUR ENERGEN LIMITED</w:t>
             </w:r>
           </w:p>
         </w:tc>
@@ -5037,7 +5169,7 @@
                 <w:sz w:val="18"/>
                 <w:u w:val="none"/>
               </w:rPr>
-              <w:t>Director</w:t>
+              <w:t>Additional Director</w:t>
             </w:r>
           </w:p>
         </w:tc>
@@ -5065,7 +5197,7 @@
                 <w:sz w:val="18"/>
                 <w:u w:val="none"/>
               </w:rPr>
-              <w:t>24/09/2019</w:t>
+              <w:t>01/11/2019</w:t>
             </w:r>
           </w:p>
         </w:tc>

--- a/Backend/Director_Disclosure/Output_Disclosures/2024-25/GUJARAT_AMBUJA_EXPORTS_LIMITED/MBP-1/MBP1_MAITRI_KIRANKUMAR_MEHTA_07549243.docx
+++ b/Backend/Director_Disclosure/Output_Disclosures/2024-25/GUJARAT_AMBUJA_EXPORTS_LIMITED/MBP-1/MBP1_MAITRI_KIRANKUMAR_MEHTA_07549243.docx
@@ -1988,7 +1988,7 @@
                 <w:sz w:val="18"/>
                 <w:u w:val="none"/>
               </w:rPr>
-              <w:t>Date:   15th May, 2026</w:t>
+              <w:t>Date:   27th May, 2026</w:t>
             </w:r>
           </w:p>
         </w:tc>
@@ -3025,7 +3025,7 @@
                 <w:sz w:val="18"/>
                 <w:u w:val="none"/>
               </w:rPr>
-              <w:t>Date:   15th May, 2026</w:t>
+              <w:t>Date:   27th May, 2026</w:t>
             </w:r>
           </w:p>
         </w:tc>
@@ -3186,7 +3186,7 @@
           <w:sz w:val="20"/>
           <w:u w:val="none"/>
         </w:rPr>
-        <w:t>15th May, 2026</w:t>
+        <w:t>27th May, 2026</w:t>
       </w:r>
     </w:p>
     <w:p>
